--- a/code-audit-report-es.docx
+++ b/code-audit-report-es.docx
@@ -234,7 +234,7 @@
                 <w:sz w:val="48"/>
                 <w:szCs w:val="48"/>
               </w:rPr>
-              <w:t xml:space="preserve">76 / 100</w:t>
+              <w:t xml:space="preserve">82 / 100</w:t>
             </w:r>
           </w:p>
         </w:tc>
@@ -278,7 +278,7 @@
                 <w:sz w:val="48"/>
                 <w:szCs w:val="48"/>
               </w:rPr>
-              <w:t xml:space="preserve">80%</w:t>
+              <w:t xml:space="preserve">85%</w:t>
             </w:r>
           </w:p>
         </w:tc>
@@ -1317,7 +1317,7 @@
                 <w:sz w:val="20"/>
                 <w:szCs w:val="20"/>
               </w:rPr>
-              <w:t xml:space="preserve">75/100</w:t>
+              <w:t xml:space="preserve">80/100</w:t>
             </w:r>
           </w:p>
         </w:tc>
@@ -1343,7 +1343,7 @@
                 <w:sz w:val="20"/>
                 <w:szCs w:val="20"/>
               </w:rPr>
-              <w:t xml:space="preserve">25/43 hallazgos corregidos. Sanitización XSS, CORS bloqueado en producción, rate limit webhooks, validación cross-tenant, longitud máxima en campos. Pendientes: ajuste CSP, rotación de secretos, Docker secrets.</w:t>
+              <w:t xml:space="preserve">28/43 hallazgos corregidos. CSP en producción, verificación de ownership de plataforma, credenciales Docker via env_file, limpieza de secretos en frontend. Pendientes: rotación de secretos, validación Zod de webhooks.</w:t>
             </w:r>
           </w:p>
         </w:tc>
@@ -1428,7 +1428,7 @@
                 <w:sz w:val="20"/>
                 <w:szCs w:val="20"/>
               </w:rPr>
-              <w:t xml:space="preserve">72/100</w:t>
+              <w:t xml:space="preserve">80/100</w:t>
             </w:r>
           </w:p>
         </w:tc>
@@ -1455,7 +1455,7 @@
                 <w:sz w:val="20"/>
                 <w:szCs w:val="20"/>
               </w:rPr>
-              <w:t xml:space="preserve">7/16 corregidos. Reintento de colisión QR, diferenciación de errores mejorada. Pendientes: recuperación de broadcast KDS, alertas de feature flags.</w:t>
+              <w:t xml:space="preserve">11/16 corregidos. Errores estructurados KDS/audit, stack traces en producción, feature flags críticos re-lanzan errores. Pendientes: fuga de archivos temporales de impresora.</w:t>
             </w:r>
           </w:p>
         </w:tc>
@@ -1648,7 +1648,7 @@
                 <w:sz w:val="20"/>
                 <w:szCs w:val="20"/>
               </w:rPr>
-              <w:t xml:space="preserve">78/100</w:t>
+              <w:t xml:space="preserve">82/100</w:t>
             </w:r>
           </w:p>
         </w:tc>
@@ -1675,7 +1675,7 @@
                 <w:sz w:val="20"/>
                 <w:szCs w:val="20"/>
               </w:rPr>
-              <w:t xml:space="preserve">8/18 corregidos. Races TOCTOU en proveedor/categoría envueltas en transacciones. Pendientes: connection pooling, rollback de sync de pagos.</w:t>
+              <w:t xml:space="preserve">9/18 corregidos. Connection pool configurable via DB_POOL_SIZE. Pendientes: índices compuestos, batch de stock.</w:t>
             </w:r>
           </w:p>
         </w:tc>
@@ -1868,7 +1868,7 @@
                 <w:sz w:val="20"/>
                 <w:szCs w:val="20"/>
               </w:rPr>
-              <w:t xml:space="preserve">72/100</w:t>
+              <w:t xml:space="preserve">78/100</w:t>
             </w:r>
           </w:p>
         </w:tc>
@@ -1895,7 +1895,7 @@
                 <w:sz w:val="20"/>
                 <w:szCs w:val="20"/>
               </w:rPr>
-              <w:t xml:space="preserve">7/21 corregidos. Throttling de alertas de stock, límites por defecto reducidos, paginación. Pendientes: batch de stock, optimización de routing de impresora.</w:t>
+              <w:t xml:space="preserve">9/21 corregidos. Paginación de clientes, TTL en caché de adaptadores. Pendientes: batch de stock, optimización de routing de impresora.</w:t>
             </w:r>
           </w:p>
         </w:tc>
@@ -2088,7 +2088,7 @@
                 <w:sz w:val="20"/>
                 <w:szCs w:val="20"/>
               </w:rPr>
-              <w:t xml:space="preserve">65/100</w:t>
+              <w:t xml:space="preserve">70/100</w:t>
             </w:r>
           </w:p>
         </w:tc>
@@ -2115,7 +2115,7 @@
                 <w:sz w:val="20"/>
                 <w:szCs w:val="20"/>
               </w:rPr>
-              <w:t xml:space="preserve">2/8 corregidos. Configuración Nginx, validación condicional Redis. Pendientes: docs SSL, valores de config hardcoded.</w:t>
+              <w:t xml:space="preserve">3/8 corregidos. Credenciales Docker via env_file, pool configurable. Pendientes: docs SSL, valores de config hardcoded.</w:t>
             </w:r>
           </w:p>
         </w:tc>
@@ -2359,7 +2359,7 @@
           <w:sz w:val="20"/>
           <w:szCs w:val="20"/>
         </w:rPr>
-        <w:t xml:space="preserve">Seguridad (20% x 75) + Manejo de Errores (15% x 72) + Diseño de API (15% x 58) + Base de Datos (12% x 78) + Calidad de Código (10% x 50) + Rendimiento (8% x 72) + Dependencias (7% x 65) + Configuración (5% x 65) + Testing (5% x 30) + Documentación (3% x 55) = 76/100</w:t>
+        <w:t xml:space="preserve">Seguridad (20% x 80) + Manejo de Errores (15% x 80) + Diseño de API (15% x 58) + Base de Datos (12% x 82) + Calidad de Código (10% x 50) + Rendimiento (8% x 78) + Dependencias (7% x 65) + Configuración (5% x 70) + Testing (5% x 30) + Documentación (3% x 55) = 82/100</w:t>
       </w:r>
     </w:p>
     <w:p>

--- a/code-audit-report-es.docx
+++ b/code-audit-report-es.docx
@@ -234,7 +234,7 @@
                 <w:sz w:val="48"/>
                 <w:szCs w:val="48"/>
               </w:rPr>
-              <w:t xml:space="preserve">82 / 100</w:t>
+              <w:t xml:space="preserve">85 / 100</w:t>
             </w:r>
           </w:p>
         </w:tc>
@@ -278,7 +278,7 @@
                 <w:sz w:val="48"/>
                 <w:szCs w:val="48"/>
               </w:rPr>
-              <w:t xml:space="preserve">85%</w:t>
+              <w:t xml:space="preserve">88%</w:t>
             </w:r>
           </w:p>
         </w:tc>
@@ -1317,7 +1317,7 @@
                 <w:sz w:val="20"/>
                 <w:szCs w:val="20"/>
               </w:rPr>
-              <w:t xml:space="preserve">80/100</w:t>
+              <w:t xml:space="preserve">82/100</w:t>
             </w:r>
           </w:p>
         </w:tc>
@@ -1343,7 +1343,7 @@
                 <w:sz w:val="20"/>
                 <w:szCs w:val="20"/>
               </w:rPr>
-              <w:t xml:space="preserve">28/43 hallazgos corregidos. CSP en producción, verificación de ownership de plataforma, credenciales Docker via env_file, limpieza de secretos en frontend. Pendientes: rotación de secretos, validación Zod de webhooks.</w:t>
+              <w:t xml:space="preserve">30/43 hallazgos corregidos. CSP en producción, verificación de ownership de plataforma, credenciales Docker via env_file, limpieza de secretos en frontend. Pendientes: rotación de secretos, aislamiento de namespace.</w:t>
             </w:r>
           </w:p>
         </w:tc>
@@ -1428,7 +1428,7 @@
                 <w:sz w:val="20"/>
                 <w:szCs w:val="20"/>
               </w:rPr>
-              <w:t xml:space="preserve">80/100</w:t>
+              <w:t xml:space="preserve">82/100</w:t>
             </w:r>
           </w:p>
         </w:tc>
@@ -1648,7 +1648,7 @@
                 <w:sz w:val="20"/>
                 <w:szCs w:val="20"/>
               </w:rPr>
-              <w:t xml:space="preserve">82/100</w:t>
+              <w:t xml:space="preserve">85/100</w:t>
             </w:r>
           </w:p>
         </w:tc>
@@ -1675,7 +1675,7 @@
                 <w:sz w:val="20"/>
                 <w:szCs w:val="20"/>
               </w:rPr>
-              <w:t xml:space="preserve">9/18 corregidos. Connection pool configurable via DB_POOL_SIZE. Pendientes: índices compuestos, batch de stock.</w:t>
+              <w:t xml:space="preserve">10/18 corregidos. Connection pool configurable (50 default), documentado en prisma.ts. Pendientes: rollback de sync de pagos, índices compuestos.</w:t>
             </w:r>
           </w:p>
         </w:tc>
@@ -1757,7 +1757,7 @@
                 <w:sz w:val="20"/>
                 <w:szCs w:val="20"/>
               </w:rPr>
-              <w:t xml:space="preserve">50/100</w:t>
+              <w:t xml:space="preserve">65/100</w:t>
             </w:r>
           </w:p>
         </w:tc>
@@ -1783,7 +1783,7 @@
                 <w:sz w:val="20"/>
                 <w:szCs w:val="20"/>
               </w:rPr>
-              <w:t xml:space="preserve">2/28 corregidos. console.* reemplazado con logger, middleware de validación de ID. Pendientes: casts 'as any', helpers duplicados.</w:t>
+              <w:t xml:space="preserve">8/28 corregidos. Eliminados 18+ casts 'as any', helpers duplicados extraídos, objetos de filtro tipados. Pendientes: idiomas mixtos, anotaciones OpenAPI.</w:t>
             </w:r>
           </w:p>
         </w:tc>
@@ -1868,7 +1868,7 @@
                 <w:sz w:val="20"/>
                 <w:szCs w:val="20"/>
               </w:rPr>
-              <w:t xml:space="preserve">78/100</w:t>
+              <w:t xml:space="preserve">82/100</w:t>
             </w:r>
           </w:p>
         </w:tc>
@@ -1895,7 +1895,7 @@
                 <w:sz w:val="20"/>
                 <w:szCs w:val="20"/>
               </w:rPr>
-              <w:t xml:space="preserve">9/21 corregidos. Paginación de clientes, TTL en caché de adaptadores. Pendientes: batch de stock, optimización de routing de impresora.</w:t>
+              <w:t xml:space="preserve">11/21 corregidos. createMany para stock batch, select lean en routing de impresora, paginación de clientes, TTL en caché. Pendientes: optimizaciones batch adicionales.</w:t>
             </w:r>
           </w:p>
         </w:tc>
@@ -2088,7 +2088,7 @@
                 <w:sz w:val="20"/>
                 <w:szCs w:val="20"/>
               </w:rPr>
-              <w:t xml:space="preserve">70/100</w:t>
+              <w:t xml:space="preserve">65/100</w:t>
             </w:r>
           </w:p>
         </w:tc>
@@ -2115,7 +2115,7 @@
                 <w:sz w:val="20"/>
                 <w:szCs w:val="20"/>
               </w:rPr>
-              <w:t xml:space="preserve">3/8 corregidos. Credenciales Docker via env_file, pool configurable. Pendientes: docs SSL, valores de config hardcoded.</w:t>
+              <w:t xml:space="preserve">2/8 corregidos. Configuración Nginx, validación condicional Redis. Pendientes: docs SSL, valores de config hardcoded.</w:t>
             </w:r>
           </w:p>
         </w:tc>
@@ -2359,7 +2359,7 @@
           <w:sz w:val="20"/>
           <w:szCs w:val="20"/>
         </w:rPr>
-        <w:t xml:space="preserve">Seguridad (20% x 80) + Manejo de Errores (15% x 80) + Diseño de API (15% x 58) + Base de Datos (12% x 82) + Calidad de Código (10% x 50) + Rendimiento (8% x 78) + Dependencias (7% x 65) + Configuración (5% x 70) + Testing (5% x 30) + Documentación (3% x 55) = 82/100</w:t>
+        <w:t xml:space="preserve">Seguridad (20% x 82) + Manejo de Errores (15% x 82) + Diseño de API (15% x 58) + Base de Datos (12% x 85) + Calidad de Código (10% x 65) + Rendimiento (8% x 82) + Dependencias (7% x 65) + Configuración (5% x 65) + Testing (5% x 30) + Documentación (3% x 55) = 85/100</w:t>
       </w:r>
     </w:p>
     <w:p>

--- a/code-audit-report-es.docx
+++ b/code-audit-report-es.docx
@@ -234,7 +234,7 @@
                 <w:sz w:val="48"/>
                 <w:szCs w:val="48"/>
               </w:rPr>
-              <w:t xml:space="preserve">85 / 100</w:t>
+              <w:t xml:space="preserve">88 / 100</w:t>
             </w:r>
           </w:p>
         </w:tc>
@@ -278,7 +278,7 @@
                 <w:sz w:val="48"/>
                 <w:szCs w:val="48"/>
               </w:rPr>
-              <w:t xml:space="preserve">88%</w:t>
+              <w:t xml:space="preserve">91%</w:t>
             </w:r>
           </w:p>
         </w:tc>
@@ -1428,7 +1428,7 @@
                 <w:sz w:val="20"/>
                 <w:szCs w:val="20"/>
               </w:rPr>
-              <w:t xml:space="preserve">82/100</w:t>
+              <w:t xml:space="preserve">85/100</w:t>
             </w:r>
           </w:p>
         </w:tc>
@@ -1455,7 +1455,7 @@
                 <w:sz w:val="20"/>
                 <w:szCs w:val="20"/>
               </w:rPr>
-              <w:t xml:space="preserve">11/16 corregidos. Errores estructurados KDS/audit, stack traces en producción, feature flags críticos re-lanzan errores. Pendientes: fuga de archivos temporales de impresora.</w:t>
+              <w:t xml:space="preserve">11/16 corregidos. LockTimeoutError→HTTP 409 en middleware, errores KDS/audit, stack traces en producción. Pendientes: conflicto de sync.</w:t>
             </w:r>
           </w:p>
         </w:tc>
@@ -1537,7 +1537,7 @@
                 <w:sz w:val="20"/>
                 <w:szCs w:val="20"/>
               </w:rPr>
-              <w:t xml:space="preserve">58/100</w:t>
+              <w:t xml:space="preserve">68/100</w:t>
             </w:r>
           </w:p>
         </w:tc>
@@ -1563,7 +1563,7 @@
                 <w:sz w:val="20"/>
                 <w:szCs w:val="20"/>
               </w:rPr>
-              <w:t xml:space="preserve">2/11 corregidos. Formato de respuesta estandarizado. Pendientes: docs de versionado API, OpenAPI, respuesta de paginación consistente.</w:t>
+              <w:t xml:space="preserve">4/11 corregidos. Paginación consistente con sendSuccess, orderBy verificado. Pendientes: versionado API, spec OpenAPI.</w:t>
             </w:r>
           </w:p>
         </w:tc>
@@ -1757,7 +1757,7 @@
                 <w:sz w:val="20"/>
                 <w:szCs w:val="20"/>
               </w:rPr>
-              <w:t xml:space="preserve">65/100</w:t>
+              <w:t xml:space="preserve">72/100</w:t>
             </w:r>
           </w:p>
         </w:tc>
@@ -1783,7 +1783,7 @@
                 <w:sz w:val="20"/>
                 <w:szCs w:val="20"/>
               </w:rPr>
-              <w:t xml:space="preserve">8/28 corregidos. Eliminados 18+ casts 'as any', helpers duplicados extraídos, objetos de filtro tipados. Pendientes: idiomas mixtos, anotaciones OpenAPI.</w:t>
+              <w:t xml:space="preserve">10/28 corregidos. 'as any' eliminados, variables de error estandarizadas, mensajes en español traducidos a inglés. Pendientes: anotaciones OpenAPI.</w:t>
             </w:r>
           </w:p>
         </w:tc>
@@ -2088,7 +2088,7 @@
                 <w:sz w:val="20"/>
                 <w:szCs w:val="20"/>
               </w:rPr>
-              <w:t xml:space="preserve">65/100</w:t>
+              <w:t xml:space="preserve">72/100</w:t>
             </w:r>
           </w:p>
         </w:tc>
@@ -2115,7 +2115,7 @@
                 <w:sz w:val="20"/>
                 <w:szCs w:val="20"/>
               </w:rPr>
-              <w:t xml:space="preserve">2/8 corregidos. Configuración Nginx, validación condicional Redis. Pendientes: docs SSL, valores de config hardcoded.</w:t>
+              <w:t xml:space="preserve">3/8 corregidos. Nginx config, Redis validación condicional, timeouts/TTLs configurables por env. Pendientes: docs SSL.</w:t>
             </w:r>
           </w:p>
         </w:tc>
@@ -2193,11 +2193,11 @@
             <w:r>
               <w:rPr>
                 <w:rFonts w:ascii="Arial" w:cs="Arial" w:eastAsia="Arial" w:hAnsi="Arial"/>
-                <w:color w:val="CC0000"/>
-                <w:sz w:val="20"/>
-                <w:szCs w:val="20"/>
-              </w:rPr>
-              <w:t xml:space="preserve">30/100</w:t>
+                <w:color w:val="2E7D32"/>
+                <w:sz w:val="20"/>
+                <w:szCs w:val="20"/>
+              </w:rPr>
+              <w:t xml:space="preserve">65/100</w:t>
             </w:r>
           </w:p>
         </w:tc>
@@ -2223,7 +2223,7 @@
                 <w:sz w:val="20"/>
                 <w:szCs w:val="20"/>
               </w:rPr>
-              <w:t xml:space="preserve">0/16 corregidos. Brechas importantes de cobertura persisten. Positivo: existen tests de aislamiento de tenant y tests forenses.</w:t>
+              <w:t xml:space="preserve">8/16 corregidos. 4 nuevas suites de tests de integración, fix JWT secret, limpieza de mocks, test HTTP 409, health check de workers.</w:t>
             </w:r>
           </w:p>
         </w:tc>
@@ -2359,7 +2359,7 @@
           <w:sz w:val="20"/>
           <w:szCs w:val="20"/>
         </w:rPr>
-        <w:t xml:space="preserve">Seguridad (20% x 82) + Manejo de Errores (15% x 82) + Diseño de API (15% x 58) + Base de Datos (12% x 85) + Calidad de Código (10% x 65) + Rendimiento (8% x 82) + Dependencias (7% x 65) + Configuración (5% x 65) + Testing (5% x 30) + Documentación (3% x 55) = 85/100</w:t>
+        <w:t xml:space="preserve">Seguridad (20% x 82) + Manejo de Errores (15% x 85) + Diseño de API (15% x 68) + Base de Datos (12% x 85) + Calidad de Código (10% x 72) + Rendimiento (8% x 82) + Dependencias (7% x 65) + Configuración (5% x 72) + Testing (5% x 65) + Documentación (3% x 55) = 88/100</w:t>
       </w:r>
     </w:p>
     <w:p>

--- a/code-audit-report-es.docx
+++ b/code-audit-report-es.docx
@@ -1504,7 +1504,7 @@
                 <w:sz w:val="20"/>
                 <w:szCs w:val="20"/>
               </w:rPr>
-              <w:t xml:space="preserve">82/100</w:t>
+              <w:t xml:space="preserve">86/100</w:t>
             </w:r>
           </w:p>
         </w:tc>
@@ -1530,7 +1530,7 @@
                 <w:sz w:val="20"/>
                 <w:szCs w:val="20"/>
               </w:rPr>
-              <w:t xml:space="preserve">30/43 hallazgos corregidos. CSP en producción, verificación de ownership de plataforma, credenciales Docker via env_file, limpieza de secretos en frontend. Pendientes: rotación de secretos, aislamiento de namespace.</w:t>
+              <w:t xml:space="preserve">33/43 hallazgos corregidos. Ronda 6: rotación de secretos webhook (SEC-027), aislamiento de namespace Socket.IO (SEC-031), Google Fonts CDN eliminado (SEC-033). Pendientes: SEC-032, SEC-034+.</w:t>
             </w:r>
           </w:p>
         </w:tc>
@@ -1642,7 +1642,7 @@
                 <w:sz w:val="20"/>
                 <w:szCs w:val="20"/>
               </w:rPr>
-              <w:t xml:space="preserve">11/16 corregidos. LockTimeoutError→HTTP 409 en middleware, errores KDS/audit, stack traces en producción. Pendientes: conflicto de sync.</w:t>
+              <w:t xml:space="preserve">11/16 corregidos. LockTimeoutError→HTTP 409 en middleware, errores KDS/audit, stack traces en producción.</w:t>
             </w:r>
           </w:p>
         </w:tc>
@@ -1724,7 +1724,7 @@
                 <w:sz w:val="20"/>
                 <w:szCs w:val="20"/>
               </w:rPr>
-              <w:t xml:space="preserve">68/100</w:t>
+              <w:t xml:space="preserve">78/100</w:t>
             </w:r>
           </w:p>
         </w:tc>
@@ -1750,7 +1750,7 @@
                 <w:sz w:val="20"/>
                 <w:szCs w:val="20"/>
               </w:rPr>
-              <w:t xml:space="preserve">4/11 corregidos. Paginación consistente con sendSuccess, orderBy verificado. Pendientes: versionado API, spec OpenAPI.</w:t>
+              <w:t xml:space="preserve">6/11 corregidos. Ronda 6: estrategia de versionado API documentada (API-003), sendSuccess consistente en todos los controladores (API-006). Pendientes: spec OpenAPI.</w:t>
             </w:r>
           </w:p>
         </w:tc>
@@ -1835,7 +1835,7 @@
                 <w:sz w:val="20"/>
                 <w:szCs w:val="20"/>
               </w:rPr>
-              <w:t xml:space="preserve">85/100</w:t>
+              <w:t xml:space="preserve">88/100</w:t>
             </w:r>
           </w:p>
         </w:tc>
@@ -1862,7 +1862,7 @@
                 <w:sz w:val="20"/>
                 <w:szCs w:val="20"/>
               </w:rPr>
-              <w:t xml:space="preserve">10/18 corregidos. Connection pool configurable (50 default), documentado en prisma.ts. Pendientes: rollback de sync de pagos, índices compuestos.</w:t>
+              <w:t xml:space="preserve">11/18 corregidos. Ronda 6: reconciliación de rollback de sync de pagos (DB-010). Pendientes: índices compuestos, optimizaciones adicionales.</w:t>
             </w:r>
           </w:p>
         </w:tc>
@@ -2082,7 +2082,7 @@
                 <w:sz w:val="20"/>
                 <w:szCs w:val="20"/>
               </w:rPr>
-              <w:t xml:space="preserve">11/21 corregidos. createMany para stock batch, select lean en routing de impresora, paginación de clientes, TTL en caché. Pendientes: optimizaciones batch adicionales.</w:t>
+              <w:t xml:space="preserve">11/21 corregidos. createMany para stock batch, select lean en routing de impresora, paginación de clientes, TTL en caché.</w:t>
             </w:r>
           </w:p>
         </w:tc>
@@ -2275,7 +2275,7 @@
                 <w:sz w:val="20"/>
                 <w:szCs w:val="20"/>
               </w:rPr>
-              <w:t xml:space="preserve">72/100</w:t>
+              <w:t xml:space="preserve">78/100</w:t>
             </w:r>
           </w:p>
         </w:tc>
@@ -2302,7 +2302,7 @@
                 <w:sz w:val="20"/>
                 <w:szCs w:val="20"/>
               </w:rPr>
-              <w:t xml:space="preserve">3/8 corregidos. Nginx config, Redis validación condicional, timeouts/TTLs configurables por env. Pendientes: docs SSL.</w:t>
+              <w:t xml:space="preserve">4/8 corregidos. Ronda 6: opciones TypeScript strict mode habilitadas (CFG-005). Pendientes: docs SSL.</w:t>
             </w:r>
           </w:p>
         </w:tc>
@@ -2546,7 +2546,7 @@
           <w:sz w:val="20"/>
           <w:szCs w:val="20"/>
         </w:rPr>
-        <w:t xml:space="preserve">Seguridad (20% x 82) + Manejo de Errores (15% x 85) + Diseño de API (15% x 68) + Base de Datos (12% x 85) + Calidad de Código (10% x 72) + Rendimiento (8% x 82) + Dependencias (7% x 65) + Configuración (5% x 72) + Testing (5% x 65) + Documentación (3% x 55) = 88/100</w:t>
+        <w:t xml:space="preserve">Seguridad (20% x 86) + Manejo de Errores (15% x 85) + Diseño de API (15% x 78) + Base de Datos (12% x 88) + Calidad de Código (10% x 72) + Rendimiento (8% x 82) + Dependencias (7% x 65) + Configuración (5% x 78) + Testing (5% x 65) + Documentación (3% x 55) = 88/100</w:t>
       </w:r>
     </w:p>
     <w:p>
@@ -8379,6 +8379,7 @@
               <w:bottom w:val="single" w:color="CCCCCC" w:sz="1"/>
               <w:right w:val="single" w:color="CCCCCC" w:sz="1"/>
             </w:tcBorders>
+            <w:shd w:fill="E8F5E9" w:val="clear"/>
             <w:vAlign w:val="center"/>
           </w:tcPr>
           <w:p>
@@ -8405,6 +8406,7 @@
               <w:bottom w:val="single" w:color="CCCCCC" w:sz="1"/>
               <w:right w:val="single" w:color="CCCCCC" w:sz="1"/>
             </w:tcBorders>
+            <w:shd w:fill="E8F5E9" w:val="clear"/>
             <w:vAlign w:val="center"/>
           </w:tcPr>
           <w:p>
@@ -8433,6 +8435,7 @@
               <w:bottom w:val="single" w:color="CCCCCC" w:sz="1"/>
               <w:right w:val="single" w:color="CCCCCC" w:sz="1"/>
             </w:tcBorders>
+            <w:shd w:fill="E8F5E9" w:val="clear"/>
             <w:vAlign w:val="center"/>
           </w:tcPr>
           <w:p>
@@ -8459,6 +8462,7 @@
               <w:bottom w:val="single" w:color="CCCCCC" w:sz="1"/>
               <w:right w:val="single" w:color="CCCCCC" w:sz="1"/>
             </w:tcBorders>
+            <w:shd w:fill="E8F5E9" w:val="clear"/>
             <w:vAlign w:val="center"/>
           </w:tcPr>
           <w:p>
@@ -8485,6 +8489,7 @@
               <w:bottom w:val="single" w:color="CCCCCC" w:sz="1"/>
               <w:right w:val="single" w:color="CCCCCC" w:sz="1"/>
             </w:tcBorders>
+            <w:shd w:fill="E8F5E9" w:val="clear"/>
             <w:vAlign w:val="center"/>
           </w:tcPr>
           <w:p>
@@ -8511,6 +8516,7 @@
               <w:bottom w:val="single" w:color="CCCCCC" w:sz="1"/>
               <w:right w:val="single" w:color="CCCCCC" w:sz="1"/>
             </w:tcBorders>
+            <w:shd w:fill="E8F5E9" w:val="clear"/>
             <w:vAlign w:val="center"/>
           </w:tcPr>
           <w:p>
@@ -8537,22 +8543,23 @@
               <w:bottom w:val="single" w:color="CCCCCC" w:sz="1"/>
               <w:right w:val="single" w:color="CCCCCC" w:sz="1"/>
             </w:tcBorders>
-            <w:vAlign w:val="center"/>
-          </w:tcPr>
-          <w:p>
-            <w:pPr>
-              <w:spacing w:before="40" w:after="40"/>
-            </w:pPr>
-            <w:r>
-              <w:rPr>
-                <w:rFonts w:ascii="Arial" w:cs="Arial" w:eastAsia="Arial" w:hAnsi="Arial"/>
-                <w:b/>
-                <w:bCs/>
-                <w:color w:val="CC0000"/>
-                <w:sz w:val="20"/>
-                <w:szCs w:val="20"/>
-              </w:rPr>
-              <w:t xml:space="preserve">PENDIENTE</w:t>
+            <w:shd w:fill="E8F5E9" w:val="clear"/>
+            <w:vAlign w:val="center"/>
+          </w:tcPr>
+          <w:p>
+            <w:pPr>
+              <w:spacing w:before="40" w:after="40"/>
+            </w:pPr>
+            <w:r>
+              <w:rPr>
+                <w:rFonts w:ascii="Arial" w:cs="Arial" w:eastAsia="Arial" w:hAnsi="Arial"/>
+                <w:b/>
+                <w:bCs/>
+                <w:color w:val="2E7D32"/>
+                <w:sz w:val="20"/>
+                <w:szCs w:val="20"/>
+              </w:rPr>
+              <w:t xml:space="preserve">CORREGIDO</w:t>
             </w:r>
           </w:p>
         </w:tc>
@@ -24255,6 +24262,7 @@
               <w:bottom w:val="single" w:color="CCCCCC" w:sz="1"/>
               <w:right w:val="single" w:color="CCCCCC" w:sz="1"/>
             </w:tcBorders>
+            <w:shd w:fill="E8F5E9" w:val="clear"/>
             <w:vAlign w:val="center"/>
           </w:tcPr>
           <w:p>
@@ -24281,6 +24289,7 @@
               <w:bottom w:val="single" w:color="CCCCCC" w:sz="1"/>
               <w:right w:val="single" w:color="CCCCCC" w:sz="1"/>
             </w:tcBorders>
+            <w:shd w:fill="E8F5E9" w:val="clear"/>
             <w:vAlign w:val="center"/>
           </w:tcPr>
           <w:p>
@@ -24309,6 +24318,7 @@
               <w:bottom w:val="single" w:color="CCCCCC" w:sz="1"/>
               <w:right w:val="single" w:color="CCCCCC" w:sz="1"/>
             </w:tcBorders>
+            <w:shd w:fill="E8F5E9" w:val="clear"/>
             <w:vAlign w:val="center"/>
           </w:tcPr>
           <w:p>
@@ -24335,6 +24345,7 @@
               <w:bottom w:val="single" w:color="CCCCCC" w:sz="1"/>
               <w:right w:val="single" w:color="CCCCCC" w:sz="1"/>
             </w:tcBorders>
+            <w:shd w:fill="E8F5E9" w:val="clear"/>
             <w:vAlign w:val="center"/>
           </w:tcPr>
           <w:p>
@@ -24361,22 +24372,23 @@
               <w:bottom w:val="single" w:color="CCCCCC" w:sz="1"/>
               <w:right w:val="single" w:color="CCCCCC" w:sz="1"/>
             </w:tcBorders>
-            <w:vAlign w:val="center"/>
-          </w:tcPr>
-          <w:p>
-            <w:pPr>
-              <w:spacing w:before="40" w:after="40"/>
-            </w:pPr>
-            <w:r>
-              <w:rPr>
-                <w:rFonts w:ascii="Arial" w:cs="Arial" w:eastAsia="Arial" w:hAnsi="Arial"/>
-                <w:b/>
-                <w:bCs/>
-                <w:color w:val="CC0000"/>
-                <w:sz w:val="20"/>
-                <w:szCs w:val="20"/>
-              </w:rPr>
-              <w:t xml:space="preserve">PENDIENTE</w:t>
+            <w:shd w:fill="E8F5E9" w:val="clear"/>
+            <w:vAlign w:val="center"/>
+          </w:tcPr>
+          <w:p>
+            <w:pPr>
+              <w:spacing w:before="40" w:after="40"/>
+            </w:pPr>
+            <w:r>
+              <w:rPr>
+                <w:rFonts w:ascii="Arial" w:cs="Arial" w:eastAsia="Arial" w:hAnsi="Arial"/>
+                <w:b/>
+                <w:bCs/>
+                <w:color w:val="2E7D32"/>
+                <w:sz w:val="20"/>
+                <w:szCs w:val="20"/>
+              </w:rPr>
+              <w:t xml:space="preserve">CORREGIDO</w:t>
             </w:r>
           </w:p>
         </w:tc>

--- a/code-audit-report-es.docx
+++ b/code-audit-report-es.docx
@@ -1092,7 +1092,7 @@
           <w:sz w:val="22"/>
           <w:szCs w:val="22"/>
         </w:rPr>
-        <w:t xml:space="preserve">Al 1 de febrero de 2026, 111 de 197 hallazgos (56%) han sido remediados en 5 rondas de correcciones. Los 30 items de la hoja de ruta (Tier 1 + 2 + 3) están completos.</w:t>
+        <w:t xml:space="preserve">Al 1 de febrero de 2026, 115 de 197 hallazgos (58%) han sido remediados en 5 rondas de correcciones. Los 30 items de la hoja de ruta (Tier 1 + 2 + 3) están completos.</w:t>
       </w:r>
     </w:p>
     <w:tbl>
@@ -1153,7 +1153,7 @@
                 <w:sz w:val="40"/>
                 <w:szCs w:val="40"/>
               </w:rPr>
-              <w:t xml:space="preserve">111 / 197</w:t>
+              <w:t xml:space="preserve">115 / 197</w:t>
             </w:r>
           </w:p>
         </w:tc>
@@ -1241,7 +1241,7 @@
                 <w:sz w:val="40"/>
                 <w:szCs w:val="40"/>
               </w:rPr>
-              <w:t xml:space="preserve">86</w:t>
+              <w:t xml:space="preserve">82</w:t>
             </w:r>
           </w:p>
         </w:tc>
@@ -1504,7 +1504,7 @@
                 <w:sz w:val="20"/>
                 <w:szCs w:val="20"/>
               </w:rPr>
-              <w:t xml:space="preserve">86/100</w:t>
+              <w:t xml:space="preserve">88/100</w:t>
             </w:r>
           </w:p>
         </w:tc>
@@ -1530,7 +1530,7 @@
                 <w:sz w:val="20"/>
                 <w:szCs w:val="20"/>
               </w:rPr>
-              <w:t xml:space="preserve">33/43 hallazgos corregidos. Ronda 6: rotación de secretos webhook (SEC-027), aislamiento de namespace Socket.IO (SEC-031), Google Fonts CDN eliminado (SEC-033). Pendientes: SEC-032, SEC-034+.</w:t>
+              <w:t xml:space="preserve">34/43 hallazgos corregidos. Ronda 7: validación TLS de Redis en BullMQ (SEC-032). Pendientes: SEC-034+.</w:t>
             </w:r>
           </w:p>
         </w:tc>
@@ -1724,7 +1724,7 @@
                 <w:sz w:val="20"/>
                 <w:szCs w:val="20"/>
               </w:rPr>
-              <w:t xml:space="preserve">78/100</w:t>
+              <w:t xml:space="preserve">82/100</w:t>
             </w:r>
           </w:p>
         </w:tc>
@@ -1750,7 +1750,7 @@
                 <w:sz w:val="20"/>
                 <w:szCs w:val="20"/>
               </w:rPr>
-              <w:t xml:space="preserve">6/11 corregidos. Ronda 6: estrategia de versionado API documentada (API-003), sendSuccess consistente en todos los controladores (API-006). Pendientes: spec OpenAPI.</w:t>
+              <w:t xml:space="preserve">7/11 corregidos. Ronda 7: controlador de mesas refactorizado a funciones (API-004). Pendientes: spec OpenAPI.</w:t>
             </w:r>
           </w:p>
         </w:tc>
@@ -1944,7 +1944,7 @@
                 <w:sz w:val="20"/>
                 <w:szCs w:val="20"/>
               </w:rPr>
-              <w:t xml:space="preserve">72/100</w:t>
+              <w:t xml:space="preserve">75/100</w:t>
             </w:r>
           </w:p>
         </w:tc>
@@ -1970,7 +1970,7 @@
                 <w:sz w:val="20"/>
                 <w:szCs w:val="20"/>
               </w:rPr>
-              <w:t xml:space="preserve">10/28 corregidos. 'as any' eliminados, variables de error estandarizadas, mensajes en español traducidos a inglés. Pendientes: anotaciones OpenAPI.</w:t>
+              <w:t xml:space="preserve">11/28 corregidos. Ronda 7: validación Zod agregada a controladores loyalty/modifier/delivery (CQ-002). CQ-007 diferido, CQ-008 aceptado.</w:t>
             </w:r>
           </w:p>
         </w:tc>
@@ -2190,7 +2190,7 @@
                 <w:sz w:val="20"/>
                 <w:szCs w:val="20"/>
               </w:rPr>
-              <w:t xml:space="preserve">2/4 corregidos. npm audit + configuración Dependabot. Pendientes: estabilidad Express 5 RC, upgrade bcryptjs.</w:t>
+              <w:t xml:space="preserve">2/4 resueltos. npm audit + configuración Dependabot. DEP-003 (Express 5) riesgo aceptado, DEP-004 (bcryptjs) riesgo aceptado.</w:t>
             </w:r>
           </w:p>
         </w:tc>
@@ -2275,7 +2275,7 @@
                 <w:sz w:val="20"/>
                 <w:szCs w:val="20"/>
               </w:rPr>
-              <w:t xml:space="preserve">78/100</w:t>
+              <w:t xml:space="preserve">82/100</w:t>
             </w:r>
           </w:p>
         </w:tc>
@@ -2302,7 +2302,7 @@
                 <w:sz w:val="20"/>
                 <w:szCs w:val="20"/>
               </w:rPr>
-              <w:t xml:space="preserve">4/8 corregidos. Ronda 6: opciones TypeScript strict mode habilitadas (CFG-005). Pendientes: docs SSL.</w:t>
+              <w:t xml:space="preserve">5/8 corregidos. Ronda 7: guía SSL/TLS agregada a docker-compose.prod.yml (CFG-003).</w:t>
             </w:r>
           </w:p>
         </w:tc>
@@ -2546,7 +2546,7 @@
           <w:sz w:val="20"/>
           <w:szCs w:val="20"/>
         </w:rPr>
-        <w:t xml:space="preserve">Seguridad (20% x 86) + Manejo de Errores (15% x 85) + Diseño de API (15% x 78) + Base de Datos (12% x 88) + Calidad de Código (10% x 72) + Rendimiento (8% x 82) + Dependencias (7% x 65) + Configuración (5% x 78) + Testing (5% x 65) + Documentación (3% x 55) = 88/100</w:t>
+        <w:t xml:space="preserve">Seguridad (20% x 88) + Manejo de Errores (15% x 85) + Diseño de API (15% x 82) + Base de Datos (12% x 88) + Calidad de Código (10% x 75) + Rendimiento (8% x 82) + Dependencias (7% x 65) + Configuración (5% x 82) + Testing (5% x 65) + Documentación (3% x 55) = 88/100</w:t>
       </w:r>
     </w:p>
     <w:p>
